--- a/samples/sla手册.docx
+++ b/samples/sla手册.docx
@@ -9,7 +9,7 @@
     </w:p>
     <w:p>
       <w:r>
-        <w:t>核心服务可用性承诺为 99.95%，月度故障时长不超过 21.9 分钟。</w:t>
+        <w:t>核心服务可用性承诺：企业版 99.95%，标准版 99.9%；对应月度故障时长不超过 21.9 分钟。</w:t>
       </w:r>
     </w:p>
     <w:p>
@@ -17,6 +17,16 @@
         <w:t>工单响应：P0 紧急 15 分钟内响应，P1 高危 1 小时，P2 普通 4 小时。</w:t>
       </w:r>
     </w:p>
+    <w:p>
+      <w:r>
+        <w:t>赔付标准：月度可用性低于承诺值，按不足比例补偿服务时长，最高补偿当月费用的 30%。</w:t>
+      </w:r>
+    </w:p>
+    <w:p>
+      <w:r>
+        <w:t>维护窗口：常规维护安排在凌晨 02:00-04:00，提前 24 小时通知。</w:t>
+      </w:r>
+    </w:p>
   </w:body>
 </w:document>
 </file>